--- a/CV_Sivaji.docx
+++ b/CV_Sivaji.docx
@@ -46,7 +46,17 @@
           <w:sz w:val="19"/>
           <w:szCs w:val="19"/>
         </w:rPr>
-        <w:t>+91 6301156745</w:t>
+        <w:t xml:space="preserve">+91 </w:t>
+      </w:r>
+      <w:proofErr w:type="gramStart"/>
+      <w:r>
+        <w:rPr>
+          <w:rFonts w:ascii="Calibri" w:eastAsia="Calibri" w:hAnsi="Calibri" w:cs="Calibri"/>
+          <w:color w:val="555555"/>
+          <w:sz w:val="19"/>
+          <w:szCs w:val="19"/>
+        </w:rPr>
+        <w:t>6301156745</w:t>
       </w:r>
       <w:r>
         <w:rPr>
@@ -55,7 +65,17 @@
           <w:sz w:val="19"/>
           <w:szCs w:val="19"/>
         </w:rPr>
-        <w:t xml:space="preserve">  |  </w:t>
+        <w:t xml:space="preserve">  |</w:t>
+      </w:r>
+      <w:proofErr w:type="gramEnd"/>
+      <w:r>
+        <w:rPr>
+          <w:rFonts w:ascii="Calibri" w:eastAsia="Calibri" w:hAnsi="Calibri" w:cs="Calibri"/>
+          <w:color w:val="AAAAAA"/>
+          <w:sz w:val="19"/>
+          <w:szCs w:val="19"/>
+        </w:rPr>
+        <w:t xml:space="preserve">  </w:t>
       </w:r>
       <w:r>
         <w:rPr>
@@ -554,7 +574,14 @@
           <w:rFonts w:ascii="Calibri" w:eastAsia="Calibri" w:hAnsi="Calibri" w:cs="Calibri"/>
           <w:color w:val="222222"/>
         </w:rPr>
-        <w:t xml:space="preserve"> Controller, CMS Systems, Simulation Tools, Unity Software</w:t>
+        <w:t xml:space="preserve"> Controller, CMS Systems, Simulation Tools, </w:t>
+      </w:r>
+      <w:r>
+        <w:rPr>
+          <w:rFonts w:ascii="Calibri" w:eastAsia="Calibri" w:hAnsi="Calibri" w:cs="Calibri"/>
+          <w:color w:val="222222"/>
+        </w:rPr>
+        <w:t>HW IOs Landing, A274 and A276 Docs</w:t>
       </w:r>
     </w:p>
     <w:p>
@@ -800,6 +827,7 @@
           </w:tcPr>
           <w:p>
             <w:proofErr w:type="spellStart"/>
+            <w:proofErr w:type="gramStart"/>
             <w:r>
               <w:rPr>
                 <w:rFonts w:ascii="Calibri" w:eastAsia="Calibri" w:hAnsi="Calibri" w:cs="Calibri"/>
@@ -807,6 +835,7 @@
               <w:t>B.Tech</w:t>
             </w:r>
             <w:proofErr w:type="spellEnd"/>
+            <w:proofErr w:type="gramEnd"/>
             <w:r>
               <w:rPr>
                 <w:rFonts w:ascii="Calibri" w:eastAsia="Calibri" w:hAnsi="Calibri" w:cs="Calibri"/>
@@ -1253,7 +1282,23 @@
           <w:rFonts w:ascii="Calibri" w:eastAsia="Calibri" w:hAnsi="Calibri" w:cs="Calibri"/>
           <w:color w:val="222222"/>
         </w:rPr>
-        <w:t>Recognized as Best Performer and awarded the On The Fly (OTF) Award at Quest Global.</w:t>
+        <w:t xml:space="preserve">Recognized as Best Performer and awarded the On </w:t>
+      </w:r>
+      <w:proofErr w:type="gramStart"/>
+      <w:r>
+        <w:rPr>
+          <w:rFonts w:ascii="Calibri" w:eastAsia="Calibri" w:hAnsi="Calibri" w:cs="Calibri"/>
+          <w:color w:val="222222"/>
+        </w:rPr>
+        <w:t>The</w:t>
+      </w:r>
+      <w:proofErr w:type="gramEnd"/>
+      <w:r>
+        <w:rPr>
+          <w:rFonts w:ascii="Calibri" w:eastAsia="Calibri" w:hAnsi="Calibri" w:cs="Calibri"/>
+          <w:color w:val="222222"/>
+        </w:rPr>
+        <w:t xml:space="preserve"> Fly (OTF) Award at Quest Global.</w:t>
       </w:r>
     </w:p>
     <w:p>
@@ -1331,7 +1376,23 @@
           <w:rFonts w:ascii="Calibri" w:eastAsia="Calibri" w:hAnsi="Calibri" w:cs="Calibri"/>
           <w:color w:val="222222"/>
         </w:rPr>
-        <w:t>me               :   Polisetty Venkata Sivaji</w:t>
+        <w:t xml:space="preserve">me             </w:t>
+      </w:r>
+      <w:proofErr w:type="gramStart"/>
+      <w:r>
+        <w:rPr>
+          <w:rFonts w:ascii="Calibri" w:eastAsia="Calibri" w:hAnsi="Calibri" w:cs="Calibri"/>
+          <w:color w:val="222222"/>
+        </w:rPr>
+        <w:t xml:space="preserve">  :</w:t>
+      </w:r>
+      <w:proofErr w:type="gramEnd"/>
+      <w:r>
+        <w:rPr>
+          <w:rFonts w:ascii="Calibri" w:eastAsia="Calibri" w:hAnsi="Calibri" w:cs="Calibri"/>
+          <w:color w:val="222222"/>
+        </w:rPr>
+        <w:t xml:space="preserve">   Polisetty Venkata Sivaji</w:t>
       </w:r>
     </w:p>
     <w:p>
@@ -1349,7 +1410,23 @@
           <w:rFonts w:ascii="Calibri" w:eastAsia="Calibri" w:hAnsi="Calibri" w:cs="Calibri"/>
           <w:color w:val="222222"/>
         </w:rPr>
-        <w:t>Date of Birth   :   11/06/2001</w:t>
+        <w:t xml:space="preserve">Date of Birth </w:t>
+      </w:r>
+      <w:proofErr w:type="gramStart"/>
+      <w:r>
+        <w:rPr>
+          <w:rFonts w:ascii="Calibri" w:eastAsia="Calibri" w:hAnsi="Calibri" w:cs="Calibri"/>
+          <w:color w:val="222222"/>
+        </w:rPr>
+        <w:t xml:space="preserve">  :</w:t>
+      </w:r>
+      <w:proofErr w:type="gramEnd"/>
+      <w:r>
+        <w:rPr>
+          <w:rFonts w:ascii="Calibri" w:eastAsia="Calibri" w:hAnsi="Calibri" w:cs="Calibri"/>
+          <w:color w:val="222222"/>
+        </w:rPr>
+        <w:t xml:space="preserve">   11/06/2001</w:t>
       </w:r>
     </w:p>
     <w:p>
@@ -1367,7 +1444,23 @@
           <w:rFonts w:ascii="Calibri" w:eastAsia="Calibri" w:hAnsi="Calibri" w:cs="Calibri"/>
           <w:color w:val="222222"/>
         </w:rPr>
-        <w:t xml:space="preserve">Gender             :   Male </w:t>
+        <w:t xml:space="preserve">Gender           </w:t>
+      </w:r>
+      <w:proofErr w:type="gramStart"/>
+      <w:r>
+        <w:rPr>
+          <w:rFonts w:ascii="Calibri" w:eastAsia="Calibri" w:hAnsi="Calibri" w:cs="Calibri"/>
+          <w:color w:val="222222"/>
+        </w:rPr>
+        <w:t xml:space="preserve">  :</w:t>
+      </w:r>
+      <w:proofErr w:type="gramEnd"/>
+      <w:r>
+        <w:rPr>
+          <w:rFonts w:ascii="Calibri" w:eastAsia="Calibri" w:hAnsi="Calibri" w:cs="Calibri"/>
+          <w:color w:val="222222"/>
+        </w:rPr>
+        <w:t xml:space="preserve">   Male </w:t>
       </w:r>
       <w:r>
         <w:rPr>
@@ -1393,7 +1486,23 @@
           <w:rFonts w:ascii="Calibri" w:eastAsia="Calibri" w:hAnsi="Calibri" w:cs="Calibri"/>
           <w:color w:val="222222"/>
         </w:rPr>
-        <w:t xml:space="preserve">Address            :   </w:t>
+        <w:t xml:space="preserve">Address          </w:t>
+      </w:r>
+      <w:proofErr w:type="gramStart"/>
+      <w:r>
+        <w:rPr>
+          <w:rFonts w:ascii="Calibri" w:eastAsia="Calibri" w:hAnsi="Calibri" w:cs="Calibri"/>
+          <w:color w:val="222222"/>
+        </w:rPr>
+        <w:t xml:space="preserve">  :</w:t>
+      </w:r>
+      <w:proofErr w:type="gramEnd"/>
+      <w:r>
+        <w:rPr>
+          <w:rFonts w:ascii="Calibri" w:eastAsia="Calibri" w:hAnsi="Calibri" w:cs="Calibri"/>
+          <w:color w:val="222222"/>
+        </w:rPr>
+        <w:t xml:space="preserve">   </w:t>
       </w:r>
       <w:proofErr w:type="spellStart"/>
       <w:r>
@@ -1423,7 +1532,23 @@
           <w:rFonts w:ascii="Calibri" w:eastAsia="Calibri" w:hAnsi="Calibri" w:cs="Calibri"/>
           <w:color w:val="222222"/>
         </w:rPr>
-        <w:t>Nationality       :   Indian</w:t>
+        <w:t xml:space="preserve">Nationality     </w:t>
+      </w:r>
+      <w:proofErr w:type="gramStart"/>
+      <w:r>
+        <w:rPr>
+          <w:rFonts w:ascii="Calibri" w:eastAsia="Calibri" w:hAnsi="Calibri" w:cs="Calibri"/>
+          <w:color w:val="222222"/>
+        </w:rPr>
+        <w:t xml:space="preserve">  :</w:t>
+      </w:r>
+      <w:proofErr w:type="gramEnd"/>
+      <w:r>
+        <w:rPr>
+          <w:rFonts w:ascii="Calibri" w:eastAsia="Calibri" w:hAnsi="Calibri" w:cs="Calibri"/>
+          <w:color w:val="222222"/>
+        </w:rPr>
+        <w:t xml:space="preserve">   Indian</w:t>
       </w:r>
     </w:p>
     <w:p>
